--- a/hub/files/PA3.docx
+++ b/hub/files/PA3.docx
@@ -308,7 +308,7 @@
         <w:t>Label every RQ's type</w:t>
       </w:r>
       <w:r>
-        <w:t xml:space="preserve"> — Descriptive, Difference (a grouping variable + an analysis variable, one comparison per question), or Association (two continuous/ordinal variables). At least one Difference and one Association; Appendix C shows the bar.</w:t>
+        <w:t xml:space="preserve"> — Descriptive, Differences (a grouping variable + an analysis variable, one comparison per question), or Association (two continuous/ordinal variables). At least one Differences and one Association; Appendix C shows the bar.</w:t>
       </w:r>
     </w:p>
     <w:p>
@@ -409,7 +409,7 @@
         <w:t xml:space="preserve">☐  </w:t>
       </w:r>
       <w:r>
-        <w:t>≥ 10 RQs, every one type-labeled; ≥ 1 Difference and ≥ 1 Association</w:t>
+        <w:t>≥ 10 RQs, every one type-labeled; ≥ 1 Differences and ≥ 1 Association</w:t>
       </w:r>
     </w:p>
     <w:p>
@@ -698,7 +698,7 @@
               <w:rPr>
                 <w:sz w:val="19"/>
               </w:rPr>
-              <w:t>All three types present and every RQ explicitly, accurately labeled; the Difference RQ names its grouping variable, the Association RQ its two continuous/ordinal variables</w:t>
+              <w:t>All three types present and every RQ explicitly, accurately labeled; the Differences RQ names its grouping variable, the Association RQ its two continuous/ordinal variables</w:t>
             </w:r>
           </w:p>
         </w:tc>
@@ -1386,7 +1386,7 @@
                 <w:b/>
                 <w:sz w:val="19"/>
               </w:rPr>
-              <w:t>Type (Descriptive / Difference / Association)</w:t>
+              <w:t>Type (Descriptive / Differences / Association)</w:t>
             </w:r>
           </w:p>
         </w:tc>
@@ -2312,7 +2312,7 @@
                 <w:b/>
                 <w:sz w:val="19"/>
               </w:rPr>
-              <w:t>(Difference)</w:t>
+              <w:t>(Differences)</w:t>
             </w:r>
             <w:r>
               <w:rPr>

--- a/hub/files/PA3.docx
+++ b/hub/files/PA3.docx
@@ -308,7 +308,16 @@
         <w:t>Label every RQ's type</w:t>
       </w:r>
       <w:r>
-        <w:t xml:space="preserve"> — Descriptive, Differences (a grouping variable + an analysis variable, one comparison per question), or Association (two continuous/ordinal variables). At least one Differences and one Association; Appendix C shows the bar.</w:t>
+        <w:t xml:space="preserve"> — Descriptive (one variable), Differences (a grouping variable + an analysis variable, one comparison per question), or Association (two measured, interval-level variables — rating scales with 5+ points count). At least one Differences and one Association; Appendix C shows the bar, and the </w:t>
+      </w:r>
+      <w:r>
+        <w:rPr>
+          <w:i/>
+        </w:rPr>
+        <w:t>Research Question Types</w:t>
+      </w:r>
+      <w:r>
+        <w:t xml:space="preserve"> handout on Canvas has the full decision rule.</w:t>
       </w:r>
     </w:p>
     <w:p>
@@ -698,7 +707,7 @@
               <w:rPr>
                 <w:sz w:val="19"/>
               </w:rPr>
-              <w:t>All three types present and every RQ explicitly, accurately labeled; the Differences RQ names its grouping variable, the Association RQ its two continuous/ordinal variables</w:t>
+              <w:t>All three types present and every RQ explicitly, accurately labeled; the Differences RQ names its grouping variable, the Association RQ its two measured (interval-level) variables</w:t>
             </w:r>
           </w:p>
         </w:tc>

--- a/hub/files/PA3.docx
+++ b/hub/files/PA3.docx
@@ -171,7 +171,20 @@
               <w:rPr>
                 <w:sz w:val="19"/>
               </w:rPr>
-              <w:t>Canvas — one PDF: cascade + objectives + typed RQ list (Appendix A) with both interview logs (Appendix B) attached</w:t>
+              <w:t xml:space="preserve">Canvas — one </w:t>
+            </w:r>
+            <w:r>
+              <w:rPr>
+                <w:b/>
+                <w:sz w:val="19"/>
+              </w:rPr>
+              <w:t>.docx</w:t>
+            </w:r>
+            <w:r>
+              <w:rPr>
+                <w:sz w:val="19"/>
+              </w:rPr>
+              <w:t>: cascade + objectives + typed RQ list (Appendix A) with both interview logs (Appendix B) attached</w:t>
             </w:r>
           </w:p>
         </w:tc>
@@ -239,8 +252,12 @@
     </w:p>
     <w:p>
       <w:pPr>
-        <w:pStyle w:val="ListNumber"/>
+        <w:ind w:left="432" w:hanging="432"/>
       </w:pPr>
+      <w:r>
+        <w:t>1.</w:t>
+        <w:tab/>
+      </w:r>
       <w:r>
         <w:rPr>
           <w:b/>
@@ -253,8 +270,12 @@
     </w:p>
     <w:p>
       <w:pPr>
-        <w:pStyle w:val="ListNumber"/>
+        <w:ind w:left="432" w:hanging="432"/>
       </w:pPr>
+      <w:r>
+        <w:t>2.</w:t>
+        <w:tab/>
+      </w:r>
       <w:r>
         <w:rPr>
           <w:b/>
@@ -276,8 +297,12 @@
     </w:p>
     <w:p>
       <w:pPr>
-        <w:pStyle w:val="ListNumber"/>
+        <w:ind w:left="432" w:hanging="432"/>
       </w:pPr>
+      <w:r>
+        <w:t>3.</w:t>
+        <w:tab/>
+      </w:r>
       <w:r>
         <w:rPr>
           <w:b/>
@@ -299,8 +324,12 @@
     </w:p>
     <w:p>
       <w:pPr>
-        <w:pStyle w:val="ListNumber"/>
+        <w:ind w:left="432" w:hanging="432"/>
       </w:pPr>
+      <w:r>
+        <w:t>4.</w:t>
+        <w:tab/>
+      </w:r>
       <w:r>
         <w:rPr>
           <w:b/>
@@ -322,8 +351,12 @@
     </w:p>
     <w:p>
       <w:pPr>
-        <w:pStyle w:val="ListNumber"/>
+        <w:ind w:left="432" w:hanging="432"/>
       </w:pPr>
+      <w:r>
+        <w:t>5.</w:t>
+        <w:tab/>
+      </w:r>
       <w:r>
         <w:rPr>
           <w:b/>
@@ -345,8 +378,12 @@
     </w:p>
     <w:p>
       <w:pPr>
-        <w:pStyle w:val="ListNumber"/>
+        <w:ind w:left="432" w:hanging="432"/>
       </w:pPr>
+      <w:r>
+        <w:t>6.</w:t>
+        <w:tab/>
+      </w:r>
       <w:r>
         <w:rPr>
           <w:b/>
@@ -359,8 +396,12 @@
     </w:p>
     <w:p>
       <w:pPr>
-        <w:pStyle w:val="ListNumber"/>
+        <w:ind w:left="432" w:hanging="432"/>
       </w:pPr>
+      <w:r>
+        <w:t>7.</w:t>
+        <w:tab/>
+      </w:r>
       <w:r>
         <w:rPr>
           <w:b/>

--- a/hub/files/PA3.docx
+++ b/hub/files/PA3.docx
@@ -184,7 +184,7 @@
               <w:rPr>
                 <w:sz w:val="19"/>
               </w:rPr>
-              <w:t>: cascade + objectives + typed RQ list (Appendix A) with both interview logs (Appendix B) attached</w:t>
+              <w:t>: cascade + objectives + typed RQ list (Appendix A) + the interview log (Appendix B). The PA and any AI transcript are always Word; no links</w:t>
             </w:r>
           </w:p>
         </w:tc>
@@ -239,7 +239,7 @@
     </w:p>
     <w:p>
       <w:r>
-        <w:t>You translate Neo Smart Living's situation into a researchable design: the problem cascade, at least two research objectives, and at least ten typed research questions your survey will answer. Two interviews feed it — the recorded client visit and a customized GPT standing in for the founder. Done well, PA4's questionnaire writes itself: every item will trace back to an RQ you number here.</w:t>
+        <w:t>You translate Neo Smart Living's situation into a researchable design: the problem cascade, at least two research objectives, and at least ten typed research questions your survey will answer. The recorded client visit and the Client Background document feed it. Done well, PA4's questionnaire writes itself: every item will trace back to an RQ you number here.</w:t>
       </w:r>
     </w:p>
     <w:p>
@@ -265,7 +265,7 @@
         <w:t>Work the cascade</w:t>
       </w:r>
       <w:r>
-        <w:t xml:space="preserve"> (Appendix A): symptom → underlying problem → decision alternatives → information needs. Pick ONE decision target — existing customers or new customers — not both.</w:t>
+        <w:t xml:space="preserve"> (Appendix A): symptom → underlying problem → decision alternatives → information needs. Pick ONE decision to serve: a target-market concept from Client Background §5 or the sponsorship alternative in §6 — everything else in the cascade follows from that choice.</w:t>
       </w:r>
     </w:p>
     <w:p>
@@ -292,7 +292,7 @@
         <w:t>provide information</w:t>
       </w:r>
       <w:r>
-        <w:t xml:space="preserve"> toward them ("determine which media most influence the target market's purchase behavior"). State both, clearly separated.</w:t>
+        <w:t xml:space="preserve"> toward them ("determine which media most influence the target market's purchase behavior"). State both, clearly separated. Between them the objectives should touch demand (will they buy), segments (who), and positioning (why us).</w:t>
       </w:r>
     </w:p>
     <w:p>
@@ -361,10 +361,10 @@
         <w:rPr>
           <w:b/>
         </w:rPr>
-        <w:t>Interview the recording.</w:t>
+        <w:t>Interview the recording and the background document.</w:t>
       </w:r>
       <w:r>
-        <w:t xml:space="preserve"> Draft your full question list </w:t>
+        <w:t xml:space="preserve"> Write your question list </w:t>
       </w:r>
       <w:r>
         <w:rPr>
@@ -373,7 +373,7 @@
         <w:t>first</w:t>
       </w:r>
       <w:r>
-        <w:t xml:space="preserve"> (start from PA2's interview bridge), then work through the client-visit video/transcript on Canvas: log each answer with an approximate timestamp, and keep the list of questions the recording never answers — those often become RQs.</w:t>
+        <w:t xml:space="preserve"> (start from PA2's interview bridge), then find each answer: a timestamp in the client-visit video or transcript, a section number in the Client Background PDF, or the Round 5 briefing. Log it in Appendix B. Questions nothing answers are your best RQ candidates — say which RQ each became.</w:t>
       </w:r>
     </w:p>
     <w:p>
@@ -388,28 +388,10 @@
         <w:rPr>
           <w:b/>
         </w:rPr>
-        <w:t>Interview the GPT.</w:t>
-      </w:r>
-      <w:r>
-        <w:t xml:space="preserve"> Build a client persona from the client background PDF on Canvas, run the same question list you used on the recording, and keep a shareable transcript link. Note where the GPT was fluent but wrong — that's prompt (c) material.</w:t>
-      </w:r>
-    </w:p>
-    <w:p>
-      <w:pPr>
-        <w:ind w:left="432" w:hanging="432"/>
-      </w:pPr>
-      <w:r>
-        <w:t>7.</w:t>
-        <w:tab/>
-      </w:r>
-      <w:r>
-        <w:rPr>
-          <w:b/>
-        </w:rPr>
         <w:t>Assemble and submit:</w:t>
       </w:r>
       <w:r>
-        <w:t xml:space="preserve"> cascade + objectives + typed RQ list in the body; both interview logs (Appendix B) attached.</w:t>
+        <w:t xml:space="preserve"> cascade + objectives + typed RQ list in the body; the interview log (Appendix B) at the end.</w:t>
       </w:r>
     </w:p>
     <w:p>
@@ -473,21 +455,7 @@
         <w:t xml:space="preserve">☐  </w:t>
       </w:r>
       <w:r>
-        <w:t>Recorded-visit interview log (Appendix B): question list, answers + timestamps, unanswered list</w:t>
-      </w:r>
-    </w:p>
-    <w:p>
-      <w:pPr>
-        <w:ind w:left="360"/>
-      </w:pPr>
-      <w:r>
-        <w:rPr>
-          <w:b/>
-        </w:rPr>
-        <w:t xml:space="preserve">☐  </w:t>
-      </w:r>
-      <w:r>
-        <w:t>GPT interview: persona prompt + shareable transcript link</w:t>
+        <w:t>Interview log (Appendix B): question list drafted first, where each was answered, unanswered questions and the RQ each became</w:t>
       </w:r>
     </w:p>
     <w:p>
@@ -1063,7 +1031,7 @@
               <w:rPr>
                 <w:sz w:val="19"/>
               </w:rPr>
-              <w:t>Decision target — existing customers OR new customers (pick ONE)</w:t>
+              <w:t>Decision served — ONE concept from Client Background §5 or the §6 alternative</w:t>
             </w:r>
           </w:p>
         </w:tc>
@@ -2120,7 +2088,7 @@
         <w:pStyle w:val="Heading2"/>
       </w:pPr>
       <w:r>
-        <w:t>Appendix B — Interview-notes template (one copy for the recording, one for the GPT)</w:t>
+        <w:t>Appendix B — Interview log (fill this out)</w:t>
       </w:r>
     </w:p>
     <w:p>
@@ -2134,7 +2102,7 @@
         <w:t>before</w:t>
       </w:r>
       <w:r>
-        <w:t xml:space="preserve"> watching or chatting. Unanswered questions are valuable — they often become research questions.</w:t>
+        <w:t xml:space="preserve"> watching. Then hunt each answer in the recording (timestamp), the Client Background PDF (section number) or the Round 5 briefing. Unanswered questions are valuable — they often become research questions.</w:t>
       </w:r>
     </w:p>
     <w:p>
@@ -2196,7 +2164,7 @@
                 <w:b/>
                 <w:sz w:val="18"/>
               </w:rPr>
-              <w:t>Asked of (Recording / GPT)</w:t>
+              <w:t>Where answered (recording mm:ss / Background §# / Round 5 / not answered)</w:t>
             </w:r>
           </w:p>
         </w:tc>
@@ -2216,7 +2184,7 @@
                 <w:b/>
                 <w:sz w:val="18"/>
               </w:rPr>
-              <w:t>Answer (+ approx. timestamp for the recording)</w:t>
+              <w:t>Answer in one line</w:t>
             </w:r>
           </w:p>
         </w:tc>
@@ -2236,7 +2204,7 @@
                 <w:b/>
                 <w:sz w:val="18"/>
               </w:rPr>
-              <w:t>Unanswered? — and what you did with it</w:t>
+              <w:t>If not answered → RQ # it became</w:t>
             </w:r>
           </w:p>
         </w:tc>

--- a/hub/files/PA3.docx
+++ b/hub/files/PA3.docx
@@ -95,7 +95,7 @@
               <w:rPr>
                 <w:sz w:val="19"/>
               </w:rPr>
-              <w:t>Sunday Sep 20, 11:59 PM</w:t>
+              <w:t>Tuesday Sep 22, 11:59 PM (moved from Sunday by the Sep 16 class vote: PAs due Tuesdays)</w:t>
             </w:r>
           </w:p>
         </w:tc>
